--- a/research/02_chip_trade/documents/introduction_conclusion.docx
+++ b/research/02_chip_trade/documents/introduction_conclusion.docx
@@ -197,12 +197,12 @@
     </w:p>
     <w:p>
       <w:r>
-        <w:t>Информационно-эмпирическую базу составляют данные UN Comtrade об экспорте стран-респондентов в текущих долларах США на основе оценки FOB, полученные в выгрузке от 16 октября 2026 года. В основной модели для каждого экспортера рассматриваются 36 сочетаний четырех товарных категорий и девяти географических групп, включая остаточную. Теоретическая и отраслевая части опираются на научные публикации, материалы ОЭСР, Корейского института развития и Банка Кореи. При разработке рекомендаций используются официальные описания японских и корейских программ, а также корпоративная отчетность Socionext. Документы 2025 года характеризуют институциональные условия рекомендаций и не расширяют период основной торговой панели.</w:t>
+        <w:t>Информационно-эмпирическую базу составляют данные UN Comtrade об экспорте стран-респондентов в текущих долларах США на основе оценки FOB, полученные в выгрузке от 16 октября 2026 года. В основной модели для каждого экспортера рассматриваются 36 сочетаний четырех товарных категорий и девяти географических групп, включая остаточную. Теоретическая и отраслевая части опираются на научные публикации, материалы ОЭСР, Корейского института развития и Банка Кореи. При разработке рекомендаций используются официальные описания японских и корейских программ, а также отчетность и официальные материалы Socionext о разработке автомобильных интегральных схем. Документы 2025 года характеризуют институциональные условия рекомендаций и не расширяют период основной торговой панели.</w:t>
       </w:r>
     </w:p>
     <w:p>
       <w:r>
-        <w:t>Элементы научной новизны работы состоят в сопоставимой оценке двух измерений структурного изменения для Японии и Кореи на единой месячной базе, количественном раскрытии их компенсации и уточнении роли памяти и ковариаций отдельных потоков. Исследование связывает разложение наблюдаемых структурных сдвигов с ограниченными сценариями дальнейшей диверсификации. Предлагаемый расчет характеризует историческую подверженность колебаниям при фиксированных весах; причинный эффект промышленной политики и оптимальные экспортные доли в работе не определяются.</w:t>
+        <w:t>Элементы научной новизны связаны с результатами совместного анализа двух измерений диверсификации. На единой месячной базе для Японии и Кореи количественно установлено, как изменение географии компенсирует или усиливает товарный вклад в условную дисперсию. Дополнительное разложение раскрывает роль памяти и перекрестных ковариаций; интервалы и альтернативные спецификации отделяют устойчивые составляющие от неопределенного общего итога. На этой основе рассчитан масштаб расширения поставок, необходимый для заданных структурных сдвигов. Вклад работы является эмпирическим: методы исторического перевзвешивания и декомпозиции Шепли не заявляются как новые. Причинный эффект промышленной политики и оптимальные экспортные доли в работе не определяются.</w:t>
       </w:r>
     </w:p>
     <w:p>
@@ -212,7 +212,7 @@
     </w:p>
     <w:p>
       <w:r>
-        <w:t>Работа состоит из введения, трех глав, заключения, списка использованных источников и приложений. В первой главе раскрываются теоретические основы диверсификации и волатильности экспорта интегральных схем и рассматриваются результаты существующих исследований. Вторая глава содержит описание данных и методики, анализ экспортной структуры, разложение ее изменений и проверки устойчивости оценок. В третьей главе разрабатываются рекомендации по товарной и географической диверсификации, рассматриваются сценарии и условия реализации предложений. В заключении обобщаются результаты исследования и определяются границы их применения.</w:t>
+        <w:t>Работа включает введение, три главы, заключение, список источников и приложения. Первая глава раскрывает теоретические основы и рассматривает литературу. Во второй представлены данные, методика и результаты анализа. Третья содержит рекомендации, сценарии и условия реализации предложений. Заключение обобщает результаты и границы их применения.</w:t>
       </w:r>
     </w:p>
     <w:p>
@@ -236,7 +236,7 @@
     </w:p>
     <w:p>
       <w:r>
-        <w:t>Анализ литературы позволил уточнить вклад работы. Значение доли памяти, различия колебаний между странами и сценарное перевзвешивание товарного состава уже представлены в предшествующих исследованиях. В настоящей работе эти вопросы развиты посредством сравнения двух экспортеров на одной месячной информационной базе и точного разделения товарного и географического изменений. Использование общей истории позволяет выделить значение весов, а декомпозиция Шепли — учесть взаимодействие двух измерений без зависимости итогового распределения вкладов от порядка их замены.</w:t>
+        <w:t>Вклад работы состоит в сопоставлении двух экспортеров на общей месячной базе, точном разделении товарных и географических изменений и объяснении их компенсации через память и совместную динамику потоков. Значение памяти и идея перевзвешивания уже представлены в литературе; полученные здесь оценки развивают эти постановки за счет двухфакторного разложения дисперсии и проверки его неопределенности.</w:t>
       </w:r>
     </w:p>
     <w:p>
@@ -281,7 +281,7 @@
     </w:p>
     <w:p>
       <w:r>
-        <w:t>На основании полученных результатов для Кореи предложено уделять приоритетное внимание коммерчески жизнеспособному расширению экспорта за пределами памяти при сохранении преимуществ сложившейся специализации. Для Японии рекомендуется отбор проектов, соответствующих компетенциям производителей и требованиям конкретных покупателей. На уровне инструментов поддержки разработаны дополнения к существующим программам: учет экспортной категории и территории отгрузки, проверка принадлежности покупателей к корпоративным группам, оценка повторных заказов и возможности независимого применения изделия. Переход от разработки к масштабированию предлагается связывать с подтверждением спроса и экономикой серии. Результат поддержки следует оценивать по состоявшимся поставкам и качеству новых источников выручки, а не только по числу разработок или освоенных направлений.</w:t>
+        <w:t>Для Кореи предложено уделять приоритетное внимание коммерчески жизнеспособному расширению экспорта за пределами памяти; для Японии — развитию смежных применений с опорой на инженерные компетенции и требования покупателей. Предложения конкретизированы на условиях корейской программы поддержки fabless-компаний и примере соглашения Socionext с aiMotive о разработке автомобильных схем. Разделены подтвержденная возможность разработки, готовность изделия и наличие серийного спроса. Для перехода к масштабированию предложены проверка экономики серии, распределения затрат с заказчиком и территории отгрузки, а также учет зависимости от корпоративных групп и конечных применений. Открытые сведения о японском соглашении подтверждают технологическую основу проекта, но недостаточны для вывода о его окупаемости или приросте экспорта.</w:t>
       </w:r>
     </w:p>
     <w:p>
@@ -291,7 +291,7 @@
     </w:p>
     <w:p>
       <w:r>
-        <w:t>Цель исследования достигнута: количественно разделены товарный и географический вклады, объяснена их компенсация и сформулированы различающиеся по странам рекомендации. Основной содержательный вывод состоит в том, что диверсификацию экспорта интегральных схем следует оценивать по изменению зависимости выручки от связанных источников колебаний. Для Кореи расчеты дают более весомое основание проверять возможности расширения поставок вне памяти; для Японии — сопоставлять отдельные проекты по спросу, затратам и совместной динамике с действующими продажами. Предложенная система отбора и мониторинга переводит эти выводы в проверяемые условия принятия решений.</w:t>
+        <w:t>Поставленные задачи решены: сформирована сопоставимая база, разделены структурные вклады, проверена их устойчивость и разработаны условия применения результатов. Диверсификацию интегральных схем следует оценивать по изменению зависимости выручки от связанных источников колебаний. Для Кореи более надежное основание дает товарный результат; для Японии решение остается на уровне конкретных проектов. Такое разграничение позволяет использовать модель для предварительного отбора, сохраняя за коммерческой оценкой решение о реализации.</w:t>
       </w:r>
     </w:p>
     <w:sectPr>
